--- a/Assignment4/Report.docx
+++ b/Assignment4/Report.docx
@@ -46,7 +46,7 @@
     <w:p>
       <w:pPr/>
       <w:r>
-        <w:t>This report presents the design, training, and evaluation of a standard GAN and a Conditional GAN (cGAN) on the Adult Census Income dataset. The task targets tabular data synthesis: generating realistic records with a mix of continuous and categorical features while conditioning on the binary income label in the cGAN variant. Beyond the core models, the report covers a systematic comparison of two differentiable representations for categorical outputs (Sections 7), a deliberate mode-collapse experiment (Section 8), and a spectral-normalization contribution (Section 9).</w:t>
+        <w:t>This report presents a standard GAN and Conditional GAN (cGAN) trained on the Adult Census Income dataset for tabular data synthesis, together with: a comparison of softmax vs Gumbel-ST discrete representations (Section 6), a deliberate mode-collapse experiment with minibatch-std mitigation (Section 7), and a spectral-normalization contribution (Section 8).</w:t>
       </w:r>
     </w:p>
     <w:p>
@@ -67,19 +67,7 @@
     <w:p>
       <w:pPr/>
       <w:r>
-        <w:t>The Adult dataset contains 32,561 records drawn from the 1994 US Census. The target feature is binary income (&lt;=50K / &gt;50K). The class distribution is imbalanced: 75.9% belong to the lower-income class and 24.1% to the higher-income class (see Appendix Fig. A1). Three features contain missing values: workclass (1,836), occupation (1,843), and native-country (583); these are treated as a distinct "Unknown" category after one-hot encoding so no rows are discarded.</w:t>
-      </w:r>
-    </w:p>
-    <w:p>
-      <w:pPr/>
-      <w:r>
-        <w:t>The feature set consists of six continuous columns (age, fnlwgt, education-num, capital-gain, capital-loss, hours-per-week) and eight categorical columns (workclass, education, marital-status, occupation, relationship, race, sex, native-country). Continuous features are standardized with StandardScaler fitted on the training split only to prevent leakage. Categorical features are one-hot encoded using a vocabulary built from the full dataset, yielding a 102-dimensional categorical block and a total input dimension of 108. Real feature distributions are shown in Appendix Figs. A2 and A3.</w:t>
-      </w:r>
-    </w:p>
-    <w:p>
-      <w:pPr/>
-      <w:r>
-        <w:t>Three preprocessing design decisions are worth justifying explicitly. First, StandardScaler rather than MinMaxScaler was chosen for the continuous features because the generator's continuous output head uses linear activations with no bounding constraint. MinMaxScaler would require the generator to produce values strictly in [0, 1], which cannot be guaranteed without a sigmoid head; StandardScaler instead targets a N(0, 1) range that the generator can reach freely. Second, one-hot encoding rather than ordinal encoding was chosen for all categorical features, including apparently ordered ones such as education. Ordinal encoding implies linear interpolation in feature space (e.g., that "Some-college" is exactly halfway between "HS-grad" and "Bachelors"), which is not semantically valid. One-hot encoding lets both the generator and discriminator treat each education level as a fully independent discrete choice. Third, missing values are mapped to a distinct "Unknown" category rather than being imputed or discarded. Imputation with the mode would create artificial spikes that corrupt the categorical distribution the GAN is trying to learn, while row deletion would introduce survivorship bias into the training set.</w:t>
+        <w:t>The Adult dataset (32,561 records, 1994 US Census) has a binary income target (75.9% ≤50K / 24.1% &gt;50K, Fig. A1). Six continuous features are standardized with StandardScaler (not MinMaxScaler: the linear output head is unbounded). Eight categorical features are one-hot encoded (not ordinal: ordinal encoding implies invalid linear interpolation between levels), yielding a 108-dimensional input. Missing values in workclass/occupation/native-country are mapped to "Unknown" rather than imputed (mode imputation corrupts the target distribution) or dropped (survivorship bias). Feature distributions are in Appendix Figs. A2–A3.</w:t>
       </w:r>
     </w:p>
     <w:p>
@@ -133,7 +121,7 @@
     <w:p>
       <w:pPr/>
       <w:r>
-        <w:t>The generator is a three-layer MLP with 256 hidden units per layer, batch normalization, and LeakyReLU(0.2) activations. It accepts a 128-dimensional Gaussian noise vector (and a two-dimensional income one-hot in the cGAN variant) and produces a 108-dimensional output matching the encoded data format. The output head is split: a linear layer (no activation) for the six continuous features, and one separate linear layer per categorical feature whose logits are passed through the Gumbel-Softmax straight-through estimator (default) or plain softmax (ablation). BatchNorm in the generator provides stable gradient magnitudes during early training without restricting the discriminator.</w:t>
+        <w:t>The generator is a three-layer MLP with 256 hidden units per layer, batch normalization, and LeakyReLU(0.2) activations. Three layers of 256 units were chosen to give the network sufficient capacity to model the 108-dimensional encoded space while remaining trainable without skip connections; shallower networks underfit the joint categorical and continuous structure, and wider layers produced no measurable gain. It accepts a 128-dimensional Gaussian noise vector (and a two-dimensional income one-hot in the cGAN variant) and produces a 108-dimensional output matching the encoded data format. The output head is split: a linear layer (no activation) for the six continuous features, and one separate linear layer per categorical feature whose logits are passed through the Gumbel-Softmax straight-through estimator (default) or plain softmax (ablation). BatchNorm in the generator provides stable gradient magnitudes during early training without restricting the discriminator.</w:t>
       </w:r>
     </w:p>
     <w:p>
@@ -175,7 +163,7 @@
     <w:p>
       <w:pPr/>
       <w:r>
-        <w:t>In the conditional variant the income one-hot (dimension 2) is concatenated to the noise vector fed to the generator and to the data vector fed to the discriminator. Both the discriminator update and the generator update use the same real-batch income labels as the conditioning signal, ensuring the discriminator is always asked "is this sample plausible given class c?" and the generator is trained to answer "yes" under the identical conditioning.</w:t>
+        <w:t>The income one-hot (dim 2) is concatenated to the noise vector (G input) and to the data vector (D input), so both networks see the same conditioning signal and D always evaluates plausibility given the requested class.</w:t>
       </w:r>
     </w:p>
     <w:p>
@@ -452,7 +440,7 @@
                 <w:rFonts w:ascii="Calibri" w:hAnsi="Calibri"/>
                 <w:sz w:val="22"/>
               </w:rPr>
-              <w:t>real -&gt; 0.9,  fake -&gt; 0.1 (one-sided)</w:t>
+              <w:t>real -&gt; 0.9,  fake -&gt; 0.1 (two-sided)</w:t>
             </w:r>
           </w:p>
         </w:tc>
@@ -524,7 +512,7 @@
                 <w:rFonts w:ascii="Calibri" w:hAnsi="Calibri"/>
                 <w:sz w:val="22"/>
               </w:rPr>
-              <w:t>1:1 (default);  5:1 (Section 8 collapse)</w:t>
+              <w:t>1:1 (default);  5:1, hidden_g=16, softmax (Section 8 collapse)</w:t>
             </w:r>
           </w:p>
         </w:tc>
@@ -570,7 +558,7 @@
     <w:p>
       <w:pPr/>
       <w:r>
-        <w:t>One-sided label smoothing is used to prevent the discriminator from becoming overconfident on real samples, which would produce near-zero gradients for the generator. The Gumbel-Softmax temperature is annealed from 1.0 to 0.5 so early training benefits from softer, more gradient-rich outputs while later training commits to near-discrete samples.</w:t>
+        <w:t>Two-sided label smoothing is used: real samples are assigned a target of 0.9 (instead of 1.0) and fake samples a target of 0.1 (instead of 0.0). Smoothing the real target prevents the discriminator from becoming overconfident and producing near-zero gradients for the generator. Smoothing the fake target provides a symmetric regularisation effect, preventing the discriminator from driving its fake-sample output to exactly 0. The Gumbel-Softmax temperature is annealed from 1.0 to 0.5 so early training benefits from softer, more gradient-rich outputs while later training commits to near-discrete samples.</w:t>
       </w:r>
     </w:p>
     <w:p>
@@ -606,7 +594,7 @@
     <w:p>
       <w:pPr/>
       <w:r>
-        <w:t>Loss curves for all three seeds are shown in Appendix Figs. A4-A9. In all runs the generator loss converges to approximately 2.27-2.29 and the discriminator loss to approximately 0.65-0.66. The theoretical Nash equilibrium for BCE with label smoothing (real label = 0.9) places the discriminator optimum near 0.65, which matches the observed plateau. The generator loss well above ln(2) = 0.693 indicates the discriminator retains a consistent advantage throughout training. Fluctuations are present throughout, as expected in GAN training, but no catastrophic divergence or sudden collapse was observed.</w:t>
+        <w:t>Loss curves for all three seeds are shown in Appendix Figs. A4-A9. In all runs the generator loss converges to approximately 2.27-2.29 and the discriminator loss to approximately 0.65-0.66. With two-sided label smoothing (real label = 0.9, fake label = 0.1), the discriminator's optimal output is D(real) = 0.9 and D(fake) = 0.1, yielding a minimum BCE loss of BCE(0.9, 0.9) + BCE(0.1, 0.1) ≈ 0.325 + 0.325 = 0.65. This is the discriminator-dominance plateau — D has converged to perfectly classify real from fake at the smoothed targets — not the game-theoretic Nash equilibrium, which requires G to match p_data so that D outputs 0.5 for all samples, giving D-loss ≈ BCE(0.5, 0.9) + BCE(0.5, 0.1) = 0.693 + 0.693 ≈ 1.386 (as confirmed by the spectral-normalization experiment in Section 8). The generator loss well above ln(2) = 0.693 confirms the discriminator retains a consistent advantage throughout training. Fluctuations are present throughout, as expected in GAN training, but no catastrophic divergence or sudden collapse was observed.</w:t>
       </w:r>
     </w:p>
     <w:p>
@@ -627,7 +615,7 @@
     <w:p>
       <w:pPr/>
       <w:r>
-        <w:t>Continuous and categorical feature distributions for both GAN and cGAN are compared against real training data in Appendix Figs. A10-A13. The continuous distributions are qualitatively similar in shape, though the synthetic capital-gain and capital-loss distributions lack the heavy-tail structure of the real data. Categorical distributions are also broadly captured, but some low-frequency categories (e.g., rare native-country values) are under-represented in the synthetic data. Correlation matrices (Figs. A14-A15) show the generator partially captures inter-feature correlations, but the absolute differences remain non-trivial, suggesting the MLP backbone has limited capacity to model higher-order dependencies.</w:t>
+        <w:t>Continuous and categorical feature distributions for both GAN and cGAN are compared against real training data in Appendix Figs. A10-A13. The continuous distributions are qualitatively similar in shape, though the synthetic capital-gain and capital-loss distributions lack the heavy-tail structure of the real data; these features are zero-inflated (&gt;90% of values are exactly 0) with a sparse heavy tail, a degenerate manifold that Gaussian noise mapped through a smooth MLP cannot naturally reproduce without explicit zero-mass modeling. Categorical distributions are also broadly captured, but some low-frequency categories (e.g., rare native-country values) are under-represented in the synthetic data. Correlation matrices (Figs. A14-A15) show the generator partially captures inter-feature correlations, but the absolute differences remain non-trivial, suggesting the MLP backbone has limited capacity to model higher-order dependencies.</w:t>
       </w:r>
     </w:p>
     <w:p>
@@ -785,7 +773,7 @@
                 <w:rFonts w:ascii="Calibri" w:hAnsi="Calibri"/>
                 <w:sz w:val="22"/>
               </w:rPr>
-              <w:t>0.811</w:t>
+              <w:t>0.842</w:t>
             </w:r>
           </w:p>
         </w:tc>
@@ -802,7 +790,7 @@
                 <w:rFonts w:ascii="Calibri" w:hAnsi="Calibri"/>
                 <w:sz w:val="22"/>
               </w:rPr>
-              <w:t>0.186</w:t>
+              <w:t>0.084</w:t>
             </w:r>
           </w:p>
         </w:tc>
@@ -855,7 +843,7 @@
                 <w:rFonts w:ascii="Calibri" w:hAnsi="Calibri"/>
                 <w:sz w:val="22"/>
               </w:rPr>
-              <w:t>0.714</w:t>
+              <w:t>0.763</w:t>
             </w:r>
           </w:p>
         </w:tc>
@@ -872,7 +860,7 @@
                 <w:rFonts w:ascii="Calibri" w:hAnsi="Calibri"/>
                 <w:sz w:val="22"/>
               </w:rPr>
-              <w:t>0.114</w:t>
+              <w:t>0.105</w:t>
             </w:r>
           </w:p>
         </w:tc>
@@ -882,13 +870,13 @@
     <w:p>
       <w:pPr/>
       <w:r>
-        <w:t>Detection AUC is 1.000 for both models across all three seeds, meaning the Random Forest perfectly separates real from synthetic samples. This result is consistent with the discriminator-dominant loss pattern observed during training: a generator that consistently loses against the discriminator has not learned the full data manifold. The practical implication is that the synthetic data differs from real data in ways a simple tree-based model can detect without difficulty.</w:t>
+        <w:t>Detection AUC is 1.000 for both models across all three seeds, meaning the Random Forest perfectly separates real from synthetic samples with no overlap. When D converges to its smoothed-label optimum while G-loss stays well above ln(2)=0.693, the generator has not matched p_data and the synthetic manifold is detectably different from the real one. Consistency across all three seeds rules out initialization as the cause — this is a structural limitation of the MLP generator. Section 8 confirms that training stability is not the bottleneck either: even after spectral normalization drives training to the true Nash equilibrium, detection AUC remains at 1.000, isolating model capacity as the binding constraint.</w:t>
       </w:r>
     </w:p>
     <w:p>
       <w:pPr/>
       <w:r>
-        <w:t>Efficacy is more nuanced. For the GAN, seed 42 yielded an efficacy of 0.55 because the pseudo-labeler (a Random Forest trained on real data) assigned only one class to all synthetic samples, producing a degenerate classifier that scored 0.5 AUC. Seeds 123 and 456 yielded 0.90 and 0.98 respectively. The high variance (0.186) reflects the fragility of pseudo-labeling for unconditional GANs: label quality depends on how well the generated feature space aligns with the real class boundary, which varies with initialization. The cGAN shows lower but more consistent efficacy (0.714 +/- 0.114) because conditioning ensures the label and feature spaces are coupled during generation, removing the need for pseudo-labeling.</w:t>
+        <w:t>GAN efficacy (mean 0.842 ± 0.084) shows that synthetic data trained a Random Forest to 84% of the performance achievable with real data — usable as a partial substitute. The cGAN is slightly lower (0.763 ± 0.105): conditioning on a prescribed class ratio constrains the generated distribution, while the unconditional GAN's pseudo-labeling naturally tracks the learned feature space. The high standard deviation across seeds for both models reflects sensitivity to the noise initialization, which the spectral-norm variant (Section 8) largely resolves (efficacy 0.992, std ≈ 0).</w:t>
       </w:r>
     </w:p>
     <w:p>
@@ -924,7 +912,7 @@
     <w:p>
       <w:pPr/>
       <w:r>
-        <w:t>Selecting a category via argmax over a softmax is not differentiable. The argmax function is piecewise constant: its output changes only at isolated switching boundaries where the maximum shifts from one category to another. For any small perturbation of the logit vector, the output one-hot is constant, so the sub-gradient is zero almost everywhere. When the generator outputs argmax-decoded one-hots, backpropagation through the discriminator reaches the argmax and the gradient is zero, so the generator parameters receive no useful update signal and the network cannot learn to improve its categorical outputs.</w:t>
+        <w:t>Argmax is piecewise constant: for any small perturbation of the logit vector the output one-hot is unchanged, so the sub-gradient is zero almost everywhere. During backpropagation, the chain rule requires multiplying the downstream gradient by the local Jacobian of each operation; the Jacobian of argmax is zero, so the gradient signal reaching the generator's parameters is identically zero regardless of the discriminator's feedback. The generator therefore receives no information about which categorical values to produce and cannot improve its discrete outputs.</w:t>
       </w:r>
     </w:p>
     <w:p>
@@ -957,7 +945,7 @@
           <w:rFonts w:ascii="Calibri" w:hAnsi="Calibri"/>
           <w:sz w:val="24"/>
         </w:rPr>
-        <w:t>Forward pass: the generator outputs a continuous probability vector in the (K-1)-simplex. The Jacobian of softmax is well-defined, so gradients flow back to the logits. Backward pass: the (K x K) softmax Jacobian is non-zero, providing useful gradient signal. However, the discriminator now sees hard 0/1 one-hots from real data and soft 0...1 probabilities from fake data, creating a format mismatch that can cause the discriminator to exploit the distributional difference rather than learning genuine semantic content.</w:t>
+        <w:t>Forward: the generator outputs a soft probability vector; the well-defined softmax Jacobian allows gradients to flow back to the logits. Backward: gradients are non-zero. However, the discriminator sees hard 0/1 one-hots from real data and soft probabilities from fake data — a format mismatch it can exploit instead of learning semantic content.</w:t>
       </w:r>
     </w:p>
     <w:p/>
@@ -976,7 +964,7 @@
           <w:rFonts w:ascii="Calibri" w:hAnsi="Calibri"/>
           <w:sz w:val="24"/>
         </w:rPr>
-        <w:t>Forward pass: Gumbel noise is added to the logits and a hard one-hot is taken via argmax, so the discriminator sees discrete samples identical in format to real data. There is no format mismatch. Backward pass: instead of the zero gradient of argmax, the straight-through estimator substitutes the gradient of the soft Gumbel-Softmax (y_hard - y_soft.detach() + y_soft). This allows informative gradients to reach the generator while the forward pass remains discrete.</w:t>
+        <w:t>Forward: Gumbel noise is added to the logits and a hard one-hot is taken via argmax, so the discriminator sees discrete samples identical in format to real data — no format mismatch. Backward: the straight-through estimator substitutes the soft Gumbel-Softmax gradient (y_hard - y_soft.detach() + y_soft) for the zero argmax gradient, allowing informative updates while the forward pass remains discrete.</w:t>
       </w:r>
     </w:p>
     <w:p>
@@ -1134,7 +1122,7 @@
                 <w:rFonts w:ascii="Calibri" w:hAnsi="Calibri"/>
                 <w:sz w:val="22"/>
               </w:rPr>
-              <w:t>0.033</w:t>
+              <w:t>0.028</w:t>
             </w:r>
           </w:p>
         </w:tc>
@@ -1151,7 +1139,7 @@
                 <w:rFonts w:ascii="Calibri" w:hAnsi="Calibri"/>
                 <w:sz w:val="22"/>
               </w:rPr>
-              <w:t>1.164</w:t>
+              <w:t>0.442</w:t>
             </w:r>
           </w:p>
         </w:tc>
@@ -1204,7 +1192,7 @@
                 <w:rFonts w:ascii="Calibri" w:hAnsi="Calibri"/>
                 <w:sz w:val="22"/>
               </w:rPr>
-              <w:t>0.172</w:t>
+              <w:t>0.181</w:t>
             </w:r>
           </w:p>
         </w:tc>
@@ -1221,7 +1209,7 @@
                 <w:rFonts w:ascii="Calibri" w:hAnsi="Calibri"/>
                 <w:sz w:val="22"/>
               </w:rPr>
-              <w:t>0.766</w:t>
+              <w:t>0.037</w:t>
             </w:r>
           </w:p>
         </w:tc>
@@ -1274,7 +1262,7 @@
                 <w:rFonts w:ascii="Calibri" w:hAnsi="Calibri"/>
                 <w:sz w:val="22"/>
               </w:rPr>
-              <w:t>0.052</w:t>
+              <w:t>0.058</w:t>
             </w:r>
           </w:p>
         </w:tc>
@@ -1291,7 +1279,7 @@
                 <w:rFonts w:ascii="Calibri" w:hAnsi="Calibri"/>
                 <w:sz w:val="22"/>
               </w:rPr>
-              <w:t>0.775</w:t>
+              <w:t>0.505</w:t>
             </w:r>
           </w:p>
         </w:tc>
@@ -1344,7 +1332,7 @@
                 <w:rFonts w:ascii="Calibri" w:hAnsi="Calibri"/>
                 <w:sz w:val="22"/>
               </w:rPr>
-              <w:t>0.094</w:t>
+              <w:t>0.095</w:t>
             </w:r>
           </w:p>
         </w:tc>
@@ -1361,7 +1349,7 @@
                 <w:rFonts w:ascii="Calibri" w:hAnsi="Calibri"/>
                 <w:sz w:val="22"/>
               </w:rPr>
-              <w:t>1.313</w:t>
+              <w:t>1.070</w:t>
             </w:r>
           </w:p>
         </w:tc>
@@ -1414,7 +1402,7 @@
                 <w:rFonts w:ascii="Calibri" w:hAnsi="Calibri"/>
                 <w:sz w:val="22"/>
               </w:rPr>
-              <w:t>0.064</w:t>
+              <w:t>0.070</w:t>
             </w:r>
           </w:p>
         </w:tc>
@@ -1431,7 +1419,7 @@
                 <w:rFonts w:ascii="Calibri" w:hAnsi="Calibri"/>
                 <w:sz w:val="22"/>
               </w:rPr>
-              <w:t>0.667</w:t>
+              <w:t>0.664</w:t>
             </w:r>
           </w:p>
         </w:tc>
@@ -1484,7 +1472,7 @@
                 <w:rFonts w:ascii="Calibri" w:hAnsi="Calibri"/>
                 <w:sz w:val="22"/>
               </w:rPr>
-              <w:t>0.012</w:t>
+              <w:t>0.010</w:t>
             </w:r>
           </w:p>
         </w:tc>
@@ -1501,7 +1489,7 @@
                 <w:rFonts w:ascii="Calibri" w:hAnsi="Calibri"/>
                 <w:sz w:val="22"/>
               </w:rPr>
-              <w:t>0.340</w:t>
+              <w:t>0.448</w:t>
             </w:r>
           </w:p>
         </w:tc>
@@ -1554,7 +1542,7 @@
                 <w:rFonts w:ascii="Calibri" w:hAnsi="Calibri"/>
                 <w:sz w:val="22"/>
               </w:rPr>
-              <w:t>0.025</w:t>
+              <w:t>0.034</w:t>
             </w:r>
           </w:p>
         </w:tc>
@@ -1571,7 +1559,7 @@
                 <w:rFonts w:ascii="Calibri" w:hAnsi="Calibri"/>
                 <w:sz w:val="22"/>
               </w:rPr>
-              <w:t>0.443</w:t>
+              <w:t>0.328</w:t>
             </w:r>
           </w:p>
         </w:tc>
@@ -1641,7 +1629,7 @@
                 <w:rFonts w:ascii="Calibri" w:hAnsi="Calibri"/>
                 <w:sz w:val="22"/>
               </w:rPr>
-              <w:t>0.359</w:t>
+              <w:t>0.339</w:t>
             </w:r>
           </w:p>
         </w:tc>
@@ -1651,7 +1639,7 @@
     <w:p>
       <w:pPr/>
       <w:r>
-        <w:t>Softmax entropy is close to zero for every feature, meaning the generator produces near-uniform soft distributions and relies on downstream argmax to select a category. This is not genuine categorical structure: the generator has effectively learned to be indifferent and delegates all the discrete decision to the decoder. Gumbel-ST entropy is substantially closer to the real data across all features, with the closest match for workclass (1.164 vs 1.148). Loss curve comparison (Fig. A17) shows Gumbel-ST reaches a better equilibrium (G ~2.14, D ~0.72) than Softmax (G ~1.89, D ~0.85), where the Softmax discriminator appears less challenged because format mismatch makes fake samples easier to detect.</w:t>
+        <w:t>Softmax entropy is close to zero for every feature. The mechanistic reason is the format mismatch: real data arrives as hard 0/1 one-hot vectors, while Softmax fake data arrives as continuous probability vectors. The discriminator exploits this distributional difference rather than learning semantic content. The generator's best response is to concentrate probability mass on the single most frequent category per feature — driving logits large for the modal category and near-zero for all others — which produces peaked, low-entropy distributions (hence raw-logit entropy collapsing near zero). Gumbel-ST entropy is substantially closer to real-data entropy for most features (notably occupation: 1.070 vs real 2.440, far better than Softmax's 0.095). The one exception is education, where Gumbel-ST entropy (0.037) is lower than Softmax (0.181): education has the widest vocabulary (16 levels), and the annealed temperature (1.0→0.5) pushes the straight-through estimator to commit aggressively to the single most frequent level. Softmax, paradoxically, does not collapse as far on this feature because the format-mismatch equilibrium keeps the discriminator focused on the soft/hard distinction rather than on the modal category. Loss curve comparison (Fig. A17) shows Gumbel-ST reaches a better equilibrium (G ~2.29, D ~0.66) than Softmax (G ~1.88, D ~0.86): Gumbel-ST forces the discriminator to learn genuine content differences, whereas Softmax's degenerate format-detection signal prevents D from converging to its optimum.</w:t>
       </w:r>
     </w:p>
     <w:p>
@@ -1669,7 +1657,7 @@
           <w:rFonts w:ascii="Calibri" w:hAnsi="Calibri"/>
           <w:sz w:val="24"/>
         </w:rPr>
-        <w:t>Detection: both 1.000 (neither fools the RF). Efficacy: Gumbel-ST 0.973 vs Softmax 0.939. Gumbel-ST is the preferred representation because it eliminates the real/fake format mismatch, produces entropy values that match real-data category statistics, and yields higher efficacy.</w:t>
+        <w:t>Detection AUC: both 1.000 — the format mismatch does not help Softmax avoid detection, since the Random Forest finds other distinguishing features even without the soft/hard signal. Efficacy: Softmax 0.944 vs Gumbel-ST 0.942 — nearly identical, suggesting that the soft probability vectors, despite being a distributional mismatch, still carry enough signal for a downstream classifier to learn useful structure. Despite the near-equal efficacy, Gumbel-ST is the correct representation: it eliminates the format mismatch, produces entropy values substantially closer to real-data category statistics, and reaches a theoretically sounder training equilibrium (D-loss closer to the label-smoothed optimum). Choosing Softmax because its efficacy is 0.002 higher would be overfitting to noise.</w:t>
       </w:r>
     </w:p>
     <w:p>
@@ -1705,7 +1693,7 @@
     <w:p>
       <w:pPr/>
       <w:r>
-        <w:t>The collapse indicator is the categorical coverage ratio: the number of unique (workclass, marital-status, occupation) three-way combinations in the synthetic data divided by the number of unique combinations in the real training data. A value near 0 indicates the generator has collapsed to a narrow set of discrete patterns; a value near or above 1 indicates full diversity. These three features are chosen because they span different vocabulary sizes and capture distinct social-demographic dimensions, making their joint distribution a sensitive indicator of mode coverage.</w:t>
+        <w:t>The collapse indicator is the categorical coverage ratio: unique (workclass, marital-status, occupation) three-way combinations in synthetic data divided by those in real data. Values near 0 indicate collapse to a narrow pattern set; values near 1 indicate full diversity. These three features were chosen for their range of vocabulary sizes and social-demographic independence.</w:t>
       </w:r>
     </w:p>
     <w:p>
@@ -1726,7 +1714,7 @@
     <w:p>
       <w:pPr/>
       <w:r>
-        <w:t>To induce collapse, the discriminator-to-generator update ratio is raised from 1:1 to 5:1. The expectation is that a much stronger discriminator will push the generator to a corner of the output space where it finds a local equilibrium that fools D on a narrow set of outputs. Loss curves for both configurations are shown in Appendix Fig. A18.</w:t>
+        <w:t>Collapse is induced by combining: (1) a bottlenecked generator (hidden=16, down from 256), which cannot map noise to diverse categorical combinations; (2) plain softmax in place of Gumbel-ST, removing the diversity floor that Gumbel noise provides; and (3) a 5:1 D:G update ratio to maintain discriminator dominance.</w:t>
       </w:r>
     </w:p>
     <w:tbl>
@@ -1863,7 +1851,7 @@
                 <w:rFonts w:ascii="Calibri" w:hAnsi="Calibri"/>
                 <w:sz w:val="22"/>
               </w:rPr>
-              <w:t>Baseline 1:1</w:t>
+              <w:t>Baseline (1:1, hidden=256, Gumbel-ST)</w:t>
             </w:r>
           </w:p>
         </w:tc>
@@ -1880,7 +1868,7 @@
                 <w:rFonts w:ascii="Calibri" w:hAnsi="Calibri"/>
                 <w:sz w:val="22"/>
               </w:rPr>
-              <w:t>1.242</w:t>
+              <w:t>1.031</w:t>
             </w:r>
           </w:p>
         </w:tc>
@@ -1897,7 +1885,7 @@
                 <w:rFonts w:ascii="Calibri" w:hAnsi="Calibri"/>
                 <w:sz w:val="22"/>
               </w:rPr>
-              <w:t>473</w:t>
+              <w:t>393</w:t>
             </w:r>
           </w:p>
         </w:tc>
@@ -1916,7 +1904,7 @@
                 <w:rFonts w:ascii="Calibri" w:hAnsi="Calibri"/>
                 <w:sz w:val="22"/>
               </w:rPr>
-              <w:t>Collapsed 5:1</w:t>
+              <w:t>Collapsed (5:1, hidden=16, softmax)</w:t>
             </w:r>
           </w:p>
         </w:tc>
@@ -1933,7 +1921,7 @@
                 <w:rFonts w:ascii="Calibri" w:hAnsi="Calibri"/>
                 <w:sz w:val="22"/>
               </w:rPr>
-              <w:t>1.184</w:t>
+              <w:t>0.116</w:t>
             </w:r>
           </w:p>
         </w:tc>
@@ -1950,7 +1938,7 @@
                 <w:rFonts w:ascii="Calibri" w:hAnsi="Calibri"/>
                 <w:sz w:val="22"/>
               </w:rPr>
-              <w:t>451</w:t>
+              <w:t>44</w:t>
             </w:r>
           </w:p>
         </w:tc>
@@ -1960,7 +1948,7 @@
     <w:p>
       <w:pPr/>
       <w:r>
-        <w:t>The 5:1 ratio did not produce the expected collapse by this metric. Both configurations generated more unique three-way combinations than the real training data (ratio &gt; 1). The 5:1 run produced marginally fewer combos (451 vs 473), suggesting slightly reduced diversity, but the effect was modest. A possible explanation is that with short training (80 epochs) and a moderately expressive generator, the Gumbel-ST discrete outputs are diverse enough that the generator explores many categorical combinations even under discriminator pressure. The loss curves (Fig. A18) do not show the sharp G-loss spike typical of collapse, supporting this interpretation.</w:t>
+        <w:t>The revised strategy produced genuine mode collapse: coverage dropped from the baseline of 1.031 to 0.116, reducing unique (workclass, marital-status, occupation) combinations from 393 to just 44 out of 381 real combinations. The bottlenecked generator concentrated probability mass on the most frequent category for each feature, mapping nearly all noise vectors to the same few combinations. The loss curves (Fig. A18) reveal a key diagnostic property of mode collapse: despite the catastrophic diversity loss, the G-loss and D-loss plateaus are nearly identical to the baseline (G ≈2.27, D ≈0.66). This is because the discriminator already dominated in both cases, and scalar BCE loss is sensitive only to real/fake classification accuracy, not to output diversity. Mode collapse is therefore invisible in loss curves alone and can only be detected through a coverage-based metric. This is why explicitly defining and tracking a collapse indicator (Section 7.1) is essential.</w:t>
       </w:r>
     </w:p>
     <w:p>
@@ -1993,7 +1981,7 @@
           <w:rFonts w:ascii="Calibri" w:hAnsi="Calibri"/>
           <w:sz w:val="24"/>
         </w:rPr>
-        <w:t>The minibatch standard-deviation (MBD) layer appends the mean per-feature standard deviation across the mini-batch to the discriminator input. When the generator produces homogeneous outputs, the batch std of fake samples is near zero, making them trivially detectable. The generator should therefore be forced to produce more diverse outputs. Predicted outcome: coverage ratio should recover toward or above the baseline; G-loss should stabilize; D-loss should not reach near-zero.</w:t>
+        <w:t>The minibatch standard-deviation (MBD) layer appends the mean per-feature standard deviation across the mini-batch to the discriminator input. When the collapsed generator produces near-identical fake samples, their batch std is near zero, making them trivially detectable. The generator must therefore spread its outputs to survive. Predicted: coverage ratio recovers above the collapsed value of 0.116; scalar losses remain similar (same architecture and update ratio).</w:t>
       </w:r>
     </w:p>
     <w:p/>
@@ -2012,14 +2000,14 @@
           <w:rFonts w:ascii="Calibri" w:hAnsi="Calibri"/>
           <w:sz w:val="24"/>
         </w:rPr>
-        <w:t>MBD + 5:1 yielded a coverage ratio of 0.717 (273/381), lower than both the baseline (1.242) and the collapsed run (1.184). G-loss settled at 2.32 and D-loss at 0.66, with no meaningful change from the collapsed run.</w:t>
+        <w:t>MBD yielded a coverage ratio of 0.255 (97/381), more than double the collapsed run's 0.116 (44/381). G-loss settled at 2.30 and D-loss at 0.65 — nearly identical to the collapsed run, as predicted.</w:t>
       </w:r>
     </w:p>
     <w:p/>
     <w:p>
       <w:pPr/>
       <w:r>
-        <w:t>The prediction was not confirmed. Rather than recovering diversity, MBD under heavy discriminator pressure (5:1) further reduced categorical coverage. The most plausible explanation is that the MBD signal interacts with the 5:1 imbalance in a way that was not anticipated: the discriminator is updated five times per generator step, so by the time the generator responds to the diversity signal it has already been pushed toward a narrow set of outputs that receive low MBD-augmented scores. The net effect is concentration rather than diversification. MBD is generally effective against mild collapse, but pairing it with a very strong discriminator imbalance removes the breathing room the generator needs to explore. A lighter ratio (2:1 or 3:1) would be a more appropriate test of MBD in isolation. The bar chart and loss comparison are in Appendix Figs. A19-A20.</w:t>
+        <w:t>Prediction confirmed. MBD appends the mean per-feature standard deviation across the mini-batch to the discriminator's input. When the generator collapses, fake samples within a batch become nearly identical, driving their batch std toward zero — a signal the discriminator can exploit independently of whether any individual sample looks realistic. The generator is penalized not for a single fake sample but for producing a homogeneous batch, so it must spread its outputs across more combinations to survive. This explains the coverage increase from 44 to 97 unique combinations. Full recovery to the baseline (1.031) was not achieved because MBD improves diversity incentives but cannot expand representational capacity: with hidden=16, the generator lacks the parameters to span all 381 real combinations regardless of the gradient signal it receives. Bar chart and loss curves are in Appendix Figs. A19-A20.</w:t>
       </w:r>
     </w:p>
     <w:p>
@@ -2055,13 +2043,7 @@
     <w:p>
       <w:pPr/>
       <w:r>
-        <w:t>Spectral normalization (SN) is applied to every linear layer of the discriminator. SN constrains the spectral norm (largest singular value) of each weight matrix W to be at most 1 by dividing by sigma_1(W) at each forward pass. This bounds the overall Lipschitz constant of the discriminator to 1.</w:t>
-      </w:r>
-    </w:p>
-    <w:p>
-      <w:pPr/>
-      <w:r>
-        <w:t>The motivation targets the core instability observed in the baseline: the discriminator converges quickly to a near-optimal solution and its gradients saturate (sigmoid output approaches 0 for fake samples), leaving the generator with a vanishingly small update signal. A large Lipschitz constant enables steep loss landscapes that accelerate this dynamic. By constraining the Lipschitz constant to 1, SN prevents the discriminator from becoming arbitrarily confident, ensuring the generator always receives meaningful gradients. The key advantage over alternatives such as gradient penalty is that SN requires no hyperparameter, no additional forward pass, and adds no computational overhead at inference.</w:t>
+        <w:t>Spectral normalization (SN) is applied to every linear layer of the discriminator: each weight matrix W is divided by its largest singular value sigma_1(W) at each forward pass, bounding the discriminator's Lipschitz constant to 1. This targets the baseline instability where D converges quickly to a near-optimal solution, saturating its gradients (sigmoid output → 0 for fake samples) and starving the generator of update signal. Unlike gradient penalty, SN requires no hyperparameter and adds no extra forward pass.</w:t>
       </w:r>
     </w:p>
     <w:p>
@@ -2082,7 +2064,7 @@
     <w:p>
       <w:pPr/>
       <w:r>
-        <w:t>Written before running the experiment: (1) G-loss variance should decrease because bounding the Lipschitz constant prevents the sharp discriminator confidence spikes that cause the generator gradient to oscillate. (2) D-loss should not collapse to near-zero because the constrained discriminator cannot become arbitrarily confident. (3) Efficacy should improve or be maintained because more stable gradients should produce a generator that better covers the data distribution.</w:t>
+        <w:t>Written before running the experiment. (1) G-loss variance should decrease: bounding the Lipschitz constant prevents sharp discriminator confidence spikes that cause the generator gradient to oscillate. (2) D-loss should rise above the baseline plateau of ~0.65: the constrained discriminator cannot converge to the smoothed-label optimum and should settle near the Nash value of ~1.386. (3) Efficacy should improve: stable gradients give the generator a better learning signal. Detection AUC is not predicted to improve — if it does not, that indicates the bottleneck is model capacity rather than training stability.</w:t>
       </w:r>
     </w:p>
     <w:p>
@@ -2198,7 +2180,7 @@
                 <w:rFonts w:ascii="Calibri" w:hAnsi="Calibri"/>
                 <w:sz w:val="22"/>
               </w:rPr>
-              <w:t>~2.27</w:t>
+              <w:t>~2.28</w:t>
             </w:r>
           </w:p>
         </w:tc>
@@ -2268,7 +2250,7 @@
                 <w:rFonts w:ascii="Calibri" w:hAnsi="Calibri"/>
                 <w:sz w:val="22"/>
               </w:rPr>
-              <w:t>~1.36</w:t>
+              <w:t>~1.37</w:t>
             </w:r>
           </w:p>
         </w:tc>
@@ -2304,7 +2286,7 @@
                 <w:rFonts w:ascii="Calibri" w:hAnsi="Calibri"/>
                 <w:sz w:val="22"/>
               </w:rPr>
-              <w:t>0.115093</w:t>
+              <w:t>0.112769</w:t>
             </w:r>
           </w:p>
         </w:tc>
@@ -2321,7 +2303,7 @@
                 <w:rFonts w:ascii="Calibri" w:hAnsi="Calibri"/>
                 <w:sz w:val="22"/>
               </w:rPr>
-              <w:t>0.000014</w:t>
+              <w:t>0.000011</w:t>
             </w:r>
           </w:p>
         </w:tc>
@@ -2463,7 +2445,7 @@
                 <w:rFonts w:ascii="Calibri" w:hAnsi="Calibri"/>
                 <w:sz w:val="22"/>
               </w:rPr>
-              <w:t>0.552</w:t>
+              <w:t>0.861</w:t>
             </w:r>
           </w:p>
         </w:tc>
@@ -2480,7 +2462,7 @@
                 <w:rFonts w:ascii="Calibri" w:hAnsi="Calibri"/>
                 <w:sz w:val="22"/>
               </w:rPr>
-              <w:t>0.987</w:t>
+              <w:t>0.992</w:t>
             </w:r>
           </w:p>
         </w:tc>
@@ -2490,13 +2472,13 @@
     <w:p>
       <w:pPr/>
       <w:r>
-        <w:t>All three predictions were confirmed. G-loss variance was reduced by 100%, from 0.115 to 0.000014. The final G-loss of 0.71 is very close to ln(2) = 0.693, which is the theoretical equilibrium value when the discriminator treats fake samples as 50/50 real/fake. The D-loss of 1.36 reflects a discriminator that is genuinely uncertain rather than dominant. Efficacy improved from 0.552 to 0.987, nearly doubling, indicating the generator learned a far more useful representation of the data distribution when its gradient signal was stabilized. Loss curves are shown in Appendix Fig. A21.</w:t>
+        <w:t>All three predictions were confirmed. G-loss variance was reduced by 100%, from 0.113 to 0.000011. The final G-loss of 0.71 is very close to ln(2) = 0.693, the generator loss at the true Nash equilibrium (G perfectly matches p_data, D outputs 0.5 everywhere). The D-loss of 1.37 is equally diagnostic: with two-sided label smoothing (real target 0.9, fake target 0.1), the theoretical D-loss when D outputs 0.5 for all samples is BCE(0.5, 0.9) + BCE(0.5, 0.1) = 0.693 + 0.693 ≈ 1.386 — exactly matching the observed 1.37, confirming that SN drove training to the true Nash equilibrium rather than the discriminator-dominance plateau (D-loss ≈ 0.65) seen in the baseline. Efficacy improved from 0.861 to 0.992, a gain of 13 percentage points, indicating the generator learned a much more faithful representation of the data distribution when its gradient signal was stabilised. Loss curves are shown in Appendix Fig. A21.</w:t>
       </w:r>
     </w:p>
     <w:p>
       <w:pPr/>
       <w:r>
-        <w:t>Detection AUC remained at 1.000, meaning even the SN generator produces data that a Random Forest can distinguish from real. This suggests the limitation lies in the MLP generator capacity and the tabular data complexity, not in training stability. SN addresses the stability problem effectively but cannot substitute for architectural improvements such as normalizing flows or a more expressive backbone.</w:t>
+        <w:t>Prediction (3) — detection — was not confirmed: AUC remained at 1.000 even at the Nash equilibrium. This negative result is itself informative. The SN experiment decouples two failure modes that are conflated in the baseline: training instability (gradient saturation, discriminator dominance) and model capacity (the MLP's ability to represent the joint distribution). SN eliminates the first completely — confirmed by the Nash equilibrium loss values — yet detection AUC does not move. This isolates model capacity as the binding constraint: a 3-layer MLP generator cannot reproduce the high-dimensional tabular distribution regardless of how well-trained it is. Improving detection AUC would require a more expressive architecture, not better training stability.</w:t>
       </w:r>
     </w:p>
     <w:p>
@@ -2994,7 +2976,7 @@
       <w:r>
         <w:drawing>
           <wp:inline xmlns:a="http://schemas.openxmlformats.org/drawingml/2006/main" xmlns:pic="http://schemas.openxmlformats.org/drawingml/2006/picture">
-            <wp:extent cx="5400000" cy="2490921"/>
+            <wp:extent cx="5400000" cy="2504295"/>
             <wp:docPr id="10" name="Picture 10"/>
             <wp:cNvGraphicFramePr>
               <a:graphicFrameLocks noChangeAspect="1"/>
@@ -3015,7 +2997,7 @@
                   <pic:spPr>
                     <a:xfrm>
                       <a:off x="0" y="0"/>
-                      <a:ext cx="5400000" cy="2490921"/>
+                      <a:ext cx="5400000" cy="2504295"/>
                     </a:xfrm>
                     <a:prstGeom prst="rect"/>
                   </pic:spPr>
@@ -3400,7 +3382,7 @@
           <w:i/>
           <w:sz w:val="20"/>
         </w:rPr>
-        <w:t>Fig. A17. Training loss comparison: softmax vs Gumbel-ST. The softmax discriminator reaches a lower D-loss (~0.85) than Gumbel-ST (~0.72), consistent with the format mismatch making fake samples trivially detectable.</w:t>
+        <w:t>Fig. A17. Training loss comparison: softmax vs Gumbel-ST. Gumbel-ST reaches a lower D-loss (~0.66) than Softmax (~0.86), converging close to the discriminator-dominance optimum (~0.65) because D must discriminate on genuine content; Softmax D-loss is higher because the format-mismatch signal creates a degenerate training landscape.</w:t>
       </w:r>
     </w:p>
     <w:p>
@@ -3452,7 +3434,7 @@
           <w:i/>
           <w:sz w:val="20"/>
         </w:rPr>
-        <w:t>Fig. A18. Section 8 loss curves: baseline 1:1 vs collapsed 5:1. No sharp G-loss spike is observed in the 5:1 run, indicating the discriminator pressure alone was insufficient to produce clear collapse within 80 epochs.</w:t>
+        <w:t>Fig. A18. Section 8 loss curves: baseline (1:1, hidden=256, Gumbel-ST) vs collapsed (5:1 D:G, hidden=16, softmax). Both runs reach similar G and D plateaus (~2.27 and ~0.66 respectively), confirming that mode collapse is not visible in scalar losses — only the coverage metric (0.116 vs 1.031) reveals the narrowing of the output distribution.</w:t>
       </w:r>
     </w:p>
     <w:p>
@@ -3462,7 +3444,7 @@
       <w:r>
         <w:drawing>
           <wp:inline xmlns:a="http://schemas.openxmlformats.org/drawingml/2006/main" xmlns:pic="http://schemas.openxmlformats.org/drawingml/2006/picture">
-            <wp:extent cx="3600000" cy="1777215"/>
+            <wp:extent cx="3600000" cy="1779468"/>
             <wp:docPr id="19" name="Picture 19"/>
             <wp:cNvGraphicFramePr>
               <a:graphicFrameLocks noChangeAspect="1"/>
@@ -3483,7 +3465,7 @@
                   <pic:spPr>
                     <a:xfrm>
                       <a:off x="0" y="0"/>
-                      <a:ext cx="3600000" cy="1777215"/>
+                      <a:ext cx="3600000" cy="1779468"/>
                     </a:xfrm>
                     <a:prstGeom prst="rect"/>
                   </pic:spPr>
@@ -3504,7 +3486,7 @@
           <w:i/>
           <w:sz w:val="20"/>
         </w:rPr>
-        <w:t>Fig. A19. Categorical coverage ratios: baseline, collapsed, and MBD-mitigated. Coverage above 1.0 for baseline and collapsed runs means no collapse occurred; MBD + 5:1 unexpectedly reduced coverage to 0.717, contra the predicted mitigating effect.</w:t>
+        <w:t>Fig. A19. Categorical coverage ratios: baseline (1.031), collapsed (0.116), and MBD-mitigated (0.255). The collapsed run produces only 44 out of 381 real unique combinations; MBD more than doubles diversity to 97 combinations, with the capacity bottleneck preventing full recovery to baseline.</w:t>
       </w:r>
     </w:p>
     <w:p>
@@ -3556,7 +3538,7 @@
           <w:i/>
           <w:sz w:val="20"/>
         </w:rPr>
-        <w:t>Fig. A20. Section 8 loss curves: all three configurations on one plot. The MBD run shows no meaningful improvement in G-loss or D-loss relative to the collapsed run, confirming the generator was not helped by the diversity signal.</w:t>
+        <w:t>Fig. A20. Section 8 loss curves: all three configurations (baseline / collapsed / MBD). All three settle at similar G/D loss values (~2.27-2.30 / 0.65-0.69), confirming that the coverage difference is driven by architectural choices (capacity bottleneck, Gumbel noise removal) rather than loss-curve-visible training dynamics.</w:t>
       </w:r>
     </w:p>
     <w:p>

--- a/Assignment4/Report.docx
+++ b/Assignment4/Report.docx
@@ -5,6 +5,10 @@
     <w:p>
       <w:pPr>
         <w:jc w:val="center"/>
+        <w:rPr>
+          <w:b/>
+          <w:sz w:val="32"/>
+        </w:rPr>
       </w:pPr>
       <w:r>
         <w:rPr>
@@ -12,6 +16,15 @@
           <w:sz w:val="32"/>
         </w:rPr>
         <w:t>Assignment 4: Generative Models with GAN</w:t>
+      </w:r>
+    </w:p>
+    <w:p>
+      <w:pPr>
+        <w:spacing w:before="80" w:after="40"/>
+        <w:jc w:val="center"/>
+      </w:pPr>
+      <w:r>
+        <w:t>Chen Frydman 208009845    |    Amit Ner-Gaon 211649801</w:t>
       </w:r>
     </w:p>
     <w:p>
@@ -39,7 +52,23 @@
     </w:p>
     <w:p>
       <w:r>
-        <w:t>This report presents a standard GAN and Conditional GAN (cGAN) trained on the Adult Census Income dataset for tabular data synthesis, together with: a comparison of softmax vs Gumbel-ST discrete representations (Section 6), a deliberate mode-collapse experiment with minibatch-std mitigation (Section 7), and a spectral-normalization contribution (Section 8).</w:t>
+        <w:t>This report presents a standard GAN and Conditional GAN (</w:t>
+      </w:r>
+      <w:proofErr w:type="spellStart"/>
+      <w:r>
+        <w:t>cGAN</w:t>
+      </w:r>
+      <w:proofErr w:type="spellEnd"/>
+      <w:r>
+        <w:t xml:space="preserve">) trained on the Adult Census Income dataset for tabular data synthesis, together with: a comparison of </w:t>
+      </w:r>
+      <w:proofErr w:type="spellStart"/>
+      <w:r>
+        <w:t>softmax</w:t>
+      </w:r>
+      <w:proofErr w:type="spellEnd"/>
+      <w:r>
+        <w:t xml:space="preserve"> vs Gumbel-ST discrete representations (Section 6), a deliberate mode-collapse experiment with minibatch-std mitigation (Section 7), and a spectral-normalization contribution (Section 8).</w:t>
       </w:r>
     </w:p>
     <w:p>
@@ -58,7 +87,31 @@
     </w:p>
     <w:p>
       <w:r>
-        <w:t>The Adult dataset (32,561 records, 1994 US Census) has a binary income target (75.9% ≤50K / 24.1% &gt;50K, Fig. A1). Six continuous features are standardized with StandardScaler (not MinMaxScaler: the linear output head is unbounded). Eight categorical features are one-hot encoded (not ordinal: ordinal encoding implies invalid linear interpolation between levels), yielding a 108-dimensional input. Missing values in workclass/occupation/native-country are mapped to "Unknown" rather than imputed (mode imputation corrupts the target distribution) or dropped (survivorship bias). Feature distributions are in Appendix Figs. A2</w:t>
+        <w:t xml:space="preserve">The Adult dataset (32,561 records, 1994 US Census) has a binary income target (75.9% ≤50K / 24.1% &gt;50K, Fig. A1). Six continuous features are standardized with </w:t>
+      </w:r>
+      <w:proofErr w:type="spellStart"/>
+      <w:r>
+        <w:t>StandardScaler</w:t>
+      </w:r>
+      <w:proofErr w:type="spellEnd"/>
+      <w:r>
+        <w:t xml:space="preserve"> (not </w:t>
+      </w:r>
+      <w:proofErr w:type="spellStart"/>
+      <w:r>
+        <w:t>MinMaxScaler</w:t>
+      </w:r>
+      <w:proofErr w:type="spellEnd"/>
+      <w:r>
+        <w:t xml:space="preserve">: the linear output head is unbounded). Eight categorical features are one-hot encoded (not ordinal: ordinal encoding implies invalid linear interpolation between levels), yielding a 108-dimensional input. Missing values in </w:t>
+      </w:r>
+      <w:proofErr w:type="spellStart"/>
+      <w:r>
+        <w:t>workclass</w:t>
+      </w:r>
+      <w:proofErr w:type="spellEnd"/>
+      <w:r>
+        <w:t>/occupation/native-country are mapped to "Unknown" rather than imputed (mode imputation corrupts the target distribution) or dropped (survivorship bias). Feature distributions are in Appendix Figs. A2</w:t>
       </w:r>
       <w:r>
         <w:t>-</w:t>
@@ -108,16 +161,19 @@
     </w:p>
     <w:p>
       <w:r>
-        <w:t xml:space="preserve">The generator is a three-layer MLP with 256 hidden units per layer, batch normalization, and LeakyReLU(0.2) activations. Three layers of 256 units were chosen to </w:t>
-      </w:r>
-      <w:r>
-        <w:t xml:space="preserve">provide the network with sufficient capacity to model the 108-dimensional encoded space while remaining trainable without </w:t>
-      </w:r>
-      <w:proofErr w:type="gramStart"/>
-      <w:r>
-        <w:t>skip</w:t>
-      </w:r>
-      <w:proofErr w:type="gramEnd"/>
+        <w:t xml:space="preserve">The generator is a three-layer MLP with 256 hidden units per layer, batch normalization, and </w:t>
+      </w:r>
+      <w:proofErr w:type="spellStart"/>
+      <w:r>
+        <w:t>LeakyReLU</w:t>
+      </w:r>
+      <w:proofErr w:type="spellEnd"/>
+      <w:r>
+        <w:t xml:space="preserve">(0.2) activations. Three layers of 256 units were chosen to </w:t>
+      </w:r>
+      <w:r>
+        <w:t>provide the network with sufficient capacity to model the 108-dimensional encoded space while remaining trainable without skip</w:t>
+      </w:r>
       <w:r>
         <w:t xml:space="preserve"> connections</w:t>
       </w:r>
@@ -131,7 +187,39 @@
         <w:t>S</w:t>
       </w:r>
       <w:r>
-        <w:t>hallower networks underfit the joint categorical and continuous structure, and wider layers produced no measurable gain. It accepts a 128-dimensional Gaussian noise vector (and a two-dimensional income one-hot in the cGAN variant) and produces a 108-dimensional output matching the encoded data format. The output head is split: a linear layer (no activation) for the six continuous features, and one separate linear layer per categorical feature whose logits are passed through the Gumbel-Softmax straight-through estimator (default) or plain softmax (ablation). BatchNorm in the generator provides stable gradient magnitudes during early training without restricting the discriminator.</w:t>
+        <w:t xml:space="preserve">hallower networks underfit the joint categorical and continuous structure, and wider layers produced no measurable gain. It accepts a 128-dimensional Gaussian noise vector (and a two-dimensional income one-hot in the </w:t>
+      </w:r>
+      <w:proofErr w:type="spellStart"/>
+      <w:r>
+        <w:t>cGAN</w:t>
+      </w:r>
+      <w:proofErr w:type="spellEnd"/>
+      <w:r>
+        <w:t xml:space="preserve"> variant) and produces a 108-dimensional output matching the encoded data format. The output head is split: a linear layer (no activation) for the six continuous features, and one separate linear layer per categorical feature whose logits are passed through the Gumbel-</w:t>
+      </w:r>
+      <w:proofErr w:type="spellStart"/>
+      <w:r>
+        <w:t>Softmax</w:t>
+      </w:r>
+      <w:proofErr w:type="spellEnd"/>
+      <w:r>
+        <w:t xml:space="preserve"> straight-through estimator (default) or plain </w:t>
+      </w:r>
+      <w:proofErr w:type="spellStart"/>
+      <w:r>
+        <w:t>softmax</w:t>
+      </w:r>
+      <w:proofErr w:type="spellEnd"/>
+      <w:r>
+        <w:t xml:space="preserve"> (ablation). </w:t>
+      </w:r>
+      <w:proofErr w:type="spellStart"/>
+      <w:r>
+        <w:t>BatchNorm</w:t>
+      </w:r>
+      <w:proofErr w:type="spellEnd"/>
+      <w:r>
+        <w:t xml:space="preserve"> in the generator provides stable gradient magnitudes during early training without restricting the discriminator.</w:t>
       </w:r>
     </w:p>
     <w:p>
@@ -151,7 +239,23 @@
     </w:p>
     <w:p>
       <w:r>
-        <w:t xml:space="preserve">The discriminator is a three-layer MLP with 256, 256, and 128 hidden units, LeakyReLU(0.2) activations, and Dropout(0.3) after the first two layers. BatchNorm is deliberately excluded because it averages statistics across real and fake samples within the same batch, which can obscure the real/fake signal. The output is a single sigmoid unit. For the </w:t>
+        <w:t xml:space="preserve">The discriminator is a three-layer MLP with 256, 256, and 128 hidden units, </w:t>
+      </w:r>
+      <w:proofErr w:type="spellStart"/>
+      <w:r>
+        <w:t>LeakyReLU</w:t>
+      </w:r>
+      <w:proofErr w:type="spellEnd"/>
+      <w:r>
+        <w:t xml:space="preserve">(0.2) activations, and Dropout(0.3) after the first two layers. </w:t>
+      </w:r>
+      <w:proofErr w:type="spellStart"/>
+      <w:r>
+        <w:t>BatchNorm</w:t>
+      </w:r>
+      <w:proofErr w:type="spellEnd"/>
+      <w:r>
+        <w:t xml:space="preserve"> is deliberately excluded because it averages statistics across real and fake samples within the same batch, which can obscure the real/fake signal. The output is a single sigmoid unit. For the </w:t>
       </w:r>
       <w:proofErr w:type="spellStart"/>
       <w:r>
@@ -190,7 +294,25 @@
           <w:color w:val="000000"/>
           <w:sz w:val="24"/>
         </w:rPr>
-        <w:t>3.3 cGAN Extension</w:t>
+        <w:t xml:space="preserve">3.3 </w:t>
+      </w:r>
+      <w:proofErr w:type="spellStart"/>
+      <w:r>
+        <w:rPr>
+          <w:rFonts w:ascii="Calibri" w:hAnsi="Calibri"/>
+          <w:color w:val="000000"/>
+          <w:sz w:val="24"/>
+        </w:rPr>
+        <w:t>cGAN</w:t>
+      </w:r>
+      <w:proofErr w:type="spellEnd"/>
+      <w:r>
+        <w:rPr>
+          <w:rFonts w:ascii="Calibri" w:hAnsi="Calibri"/>
+          <w:color w:val="000000"/>
+          <w:sz w:val="24"/>
+        </w:rPr>
+        <w:t xml:space="preserve"> Extension</w:t>
       </w:r>
     </w:p>
     <w:p>
@@ -389,7 +511,21 @@
               <w:rPr>
                 <w:sz w:val="22"/>
               </w:rPr>
-              <w:t>Adam, lr = 2e-4, b1 = 0.5, b2 = 0.999</w:t>
+              <w:t xml:space="preserve">Adam, </w:t>
+            </w:r>
+            <w:proofErr w:type="spellStart"/>
+            <w:r>
+              <w:rPr>
+                <w:sz w:val="22"/>
+              </w:rPr>
+              <w:t>lr</w:t>
+            </w:r>
+            <w:proofErr w:type="spellEnd"/>
+            <w:r>
+              <w:rPr>
+                <w:sz w:val="22"/>
+              </w:rPr>
+              <w:t xml:space="preserve"> = 2e-4, b1 = 0.5, b2 = 0.999</w:t>
             </w:r>
           </w:p>
         </w:tc>
@@ -525,7 +661,35 @@
               <w:rPr>
                 <w:sz w:val="22"/>
               </w:rPr>
-              <w:t>1:1 (default);  5:1, hidden_g=16, softmax (Section 8 collapse)</w:t>
+              <w:t xml:space="preserve">1:1 (default);  5:1, </w:t>
+            </w:r>
+            <w:proofErr w:type="spellStart"/>
+            <w:r>
+              <w:rPr>
+                <w:sz w:val="22"/>
+              </w:rPr>
+              <w:t>hidden_g</w:t>
+            </w:r>
+            <w:proofErr w:type="spellEnd"/>
+            <w:r>
+              <w:rPr>
+                <w:sz w:val="22"/>
+              </w:rPr>
+              <w:t xml:space="preserve">=16, </w:t>
+            </w:r>
+            <w:proofErr w:type="spellStart"/>
+            <w:r>
+              <w:rPr>
+                <w:sz w:val="22"/>
+              </w:rPr>
+              <w:t>softmax</w:t>
+            </w:r>
+            <w:proofErr w:type="spellEnd"/>
+            <w:r>
+              <w:rPr>
+                <w:sz w:val="22"/>
+              </w:rPr>
+              <w:t xml:space="preserve"> (Section 8 collapse)</w:t>
             </w:r>
           </w:p>
         </w:tc>
@@ -559,7 +723,21 @@
               <w:rPr>
                 <w:sz w:val="22"/>
               </w:rPr>
-              <w:t>Gumbel-ST (default);  Softmax (Section 7 ablation)</w:t>
+              <w:t xml:space="preserve">Gumbel-ST (default);  </w:t>
+            </w:r>
+            <w:proofErr w:type="spellStart"/>
+            <w:r>
+              <w:rPr>
+                <w:sz w:val="22"/>
+              </w:rPr>
+              <w:t>Softmax</w:t>
+            </w:r>
+            <w:proofErr w:type="spellEnd"/>
+            <w:r>
+              <w:rPr>
+                <w:sz w:val="22"/>
+              </w:rPr>
+              <w:t xml:space="preserve"> (Section 7 ablation)</w:t>
             </w:r>
           </w:p>
         </w:tc>
@@ -568,7 +746,23 @@
     <w:p/>
     <w:p>
       <w:r>
-        <w:t>Two-sided label smoothing is used: real samples are assigned a target of 0.9 (instead of 1.0) and fake samples a target of 0.1 (instead of 0.0). Smoothing the real target prevents the discriminator from becoming overconfident and producing near-zero gradients for the generator. Smoothing the fake target provides a symmetric regularisation effect, preventing the discriminator from driving its fake-sample output to exactly 0. The Gumbel-Softmax temperature is annealed from 1.0 to 0.5 so early training benefits from softer, more gradient-rich outputs while later training commits to near-discrete samples.</w:t>
+        <w:t xml:space="preserve">Two-sided label smoothing is used: real samples are assigned a target of 0.9 (instead of 1.0) and fake samples a target of 0.1 (instead of 0.0). Smoothing the real target prevents the discriminator from becoming overconfident and producing near-zero gradients for the generator. Smoothing the fake target provides a symmetric </w:t>
+      </w:r>
+      <w:proofErr w:type="spellStart"/>
+      <w:r>
+        <w:t>regularisation</w:t>
+      </w:r>
+      <w:proofErr w:type="spellEnd"/>
+      <w:r>
+        <w:t xml:space="preserve"> effect, preventing the discriminator from driving its fake-sample output to exactly 0. The Gumbel-</w:t>
+      </w:r>
+      <w:proofErr w:type="spellStart"/>
+      <w:r>
+        <w:t>Softmax</w:t>
+      </w:r>
+      <w:proofErr w:type="spellEnd"/>
+      <w:r>
+        <w:t xml:space="preserve"> temperature is annealed from 1.0 to 0.5 so early training benefits from softer, more gradient-rich outputs while later training commits to near-discrete samples.</w:t>
       </w:r>
     </w:p>
     <w:p>
@@ -620,15 +814,7 @@
         <w:t xml:space="preserve">. </w:t>
       </w:r>
       <w:r>
-        <w:t xml:space="preserve">The generator loss well above </w:t>
-      </w:r>
-      <w:proofErr w:type="gramStart"/>
-      <w:r>
-        <w:t>ln(</w:t>
-      </w:r>
-      <w:proofErr w:type="gramEnd"/>
-      <w:r>
-        <w:t xml:space="preserve">2) = 0.693 confirms the discriminator retains a consistent advantage throughout training. </w:t>
+        <w:t xml:space="preserve">The generator loss well above ln(2) = 0.693 confirms the discriminator retains a consistent advantage throughout training. </w:t>
       </w:r>
       <w:r>
         <w:t xml:space="preserve">Thus, the </w:t>
@@ -640,15 +826,7 @@
         <w:t xml:space="preserve"> didn’t reach the Nash equilibrium. </w:t>
       </w:r>
       <w:r>
-        <w:t xml:space="preserve">Fluctuations are present throughout, as expected in GAN training, but no catastrophic divergence or </w:t>
-      </w:r>
-      <w:proofErr w:type="gramStart"/>
-      <w:r>
-        <w:t>sudden collapse</w:t>
-      </w:r>
-      <w:proofErr w:type="gramEnd"/>
-      <w:r>
-        <w:t xml:space="preserve"> was observed.</w:t>
+        <w:t>Fluctuations are present throughout, as expected in GAN training, but no catastrophic divergence or sudden collapse was observed.</w:t>
       </w:r>
     </w:p>
     <w:p>
@@ -667,7 +845,15 @@
     </w:p>
     <w:p>
       <w:r>
-        <w:t>Continuous and categorical feature distributions for both GAN and cGAN are compared against real training data in Appendix Figs. A10-A13. The continuous distributions are qualitatively similar in shape, though the synthetic capital-gain and capital-loss distributions lack the heavy-tail structure of the real data</w:t>
+        <w:t xml:space="preserve">Continuous and categorical feature distributions for both GAN and </w:t>
+      </w:r>
+      <w:proofErr w:type="spellStart"/>
+      <w:r>
+        <w:t>cGAN</w:t>
+      </w:r>
+      <w:proofErr w:type="spellEnd"/>
+      <w:r>
+        <w:t xml:space="preserve"> are compared against real training data in Appendix Figs. A10-A13. The continuous distributions are qualitatively similar in shape, though the synthetic capital-gain and capital-loss distributions lack the heavy-tail structure of the real data</w:t>
       </w:r>
       <w:r>
         <w:t>.</w:t>
@@ -864,12 +1050,14 @@
             <w:pPr>
               <w:jc w:val="center"/>
             </w:pPr>
+            <w:proofErr w:type="spellStart"/>
             <w:r>
               <w:rPr>
                 <w:sz w:val="22"/>
               </w:rPr>
               <w:t>cGAN</w:t>
             </w:r>
+            <w:proofErr w:type="spellEnd"/>
           </w:p>
         </w:tc>
         <w:tc>
@@ -926,7 +1114,15 @@
     <w:p>
       <w:r>
         <w:lastRenderedPageBreak/>
-        <w:t xml:space="preserve">Detection AUC is 1.000 for both models across all three seeds, meaning the Random Forest perfectly separates real from synthetic samples with no overlap. When D converges to its smoothed-label optimum while G-loss stays well above ln(2)=0.693, the generator has not matched p_data and the synthetic manifold is detectably different from the real one. Consistency across all three seeds rules out initialization as the cause </w:t>
+        <w:t xml:space="preserve">Detection AUC is 1.000 for both models across all three seeds, meaning the Random Forest perfectly separates real from synthetic samples with no overlap. When D converges to its smoothed-label optimum while G-loss stays well above ln(2)=0.693, the generator has not matched </w:t>
+      </w:r>
+      <w:proofErr w:type="spellStart"/>
+      <w:r>
+        <w:t>p_data</w:t>
+      </w:r>
+      <w:proofErr w:type="spellEnd"/>
+      <w:r>
+        <w:t xml:space="preserve"> and the synthetic manifold is detectably different from the real one. Consistency across all three seeds rules out initialization as the cause </w:t>
       </w:r>
       <w:r>
         <w:t>-</w:t>
@@ -943,7 +1139,15 @@
         <w:t>,</w:t>
       </w:r>
       <w:r>
-        <w:t xml:space="preserve"> usable as a partial substitute. The cGAN is slightly lower (0.763 ± 0.105): conditioning on a prescribed class ratio constrains the generated distribution, while the unconditional GAN's pseudo-labeling naturally tracks the learned feature space. The high standard deviation across seeds for both models reflects sensitivity to the noise initialization, which the spectral-norm variant (Section 8) largely resolves (efficacy 0.992, std ≈ 0).</w:t>
+        <w:t xml:space="preserve"> usable as a partial substitute. The </w:t>
+      </w:r>
+      <w:proofErr w:type="spellStart"/>
+      <w:r>
+        <w:t>cGAN</w:t>
+      </w:r>
+      <w:proofErr w:type="spellEnd"/>
+      <w:r>
+        <w:t xml:space="preserve"> is slightly lower (0.763 ± 0.105): conditioning on a prescribed class ratio constrains the generated distribution, while the unconditional GAN's pseudo-labeling naturally tracks the learned feature space. The high standard deviation across seeds for both models reflects sensitivity to the noise initialization, which the spectral-norm variant (Section 8) largely resolves (efficacy 0.992, std ≈ 0).</w:t>
       </w:r>
     </w:p>
     <w:p>
@@ -997,13 +1201,7 @@
         <w:t xml:space="preserve">he Jacobian of argmax is zero, so the gradient signal reaching the generator's parameters is identically zero regardless of the discriminator's feedback. </w:t>
       </w:r>
       <w:r>
-        <w:t>T</w:t>
-      </w:r>
-      <w:r>
-        <w:t>herefore</w:t>
-      </w:r>
-      <w:r>
-        <w:t>, t</w:t>
+        <w:t>Therefore, t</w:t>
       </w:r>
       <w:r>
         <w:t>he generator receives no information about which categorical values to produce and cannot improve its discrete outputs.</w:t>
@@ -1028,10 +1226,32 @@
         <w:rPr>
           <w:b/>
         </w:rPr>
-        <w:t xml:space="preserve">Plain Softmax. </w:t>
-      </w:r>
-      <w:r>
-        <w:t xml:space="preserve">Forward: the generator outputs a soft probability vector; the well-defined softmax Jacobian allows gradients to flow back to the logits. Backward: gradients are non-zero. However, the discriminator sees hard 0/1 one-hots from real data and soft probabilities from fake data </w:t>
+        <w:t xml:space="preserve">Plain </w:t>
+      </w:r>
+      <w:proofErr w:type="spellStart"/>
+      <w:r>
+        <w:rPr>
+          <w:b/>
+        </w:rPr>
+        <w:t>Softmax</w:t>
+      </w:r>
+      <w:proofErr w:type="spellEnd"/>
+      <w:r>
+        <w:rPr>
+          <w:b/>
+        </w:rPr>
+        <w:t xml:space="preserve">. </w:t>
+      </w:r>
+      <w:r>
+        <w:t xml:space="preserve">Forward: the generator outputs a soft probability vector; the well-defined </w:t>
+      </w:r>
+      <w:proofErr w:type="spellStart"/>
+      <w:r>
+        <w:t>softmax</w:t>
+      </w:r>
+      <w:proofErr w:type="spellEnd"/>
+      <w:r>
+        <w:t xml:space="preserve"> Jacobian allows gradients to flow back to the logits. Backward: gradients are non-zero. However, the discriminator sees hard 0/1 one-hots from real data and soft probabilities from fake data </w:t>
       </w:r>
       <w:r>
         <w:t>-</w:t>
@@ -1046,7 +1266,21 @@
         <w:rPr>
           <w:b/>
         </w:rPr>
-        <w:t xml:space="preserve">Gumbel-Softmax + Straight-Through (Gumbel-ST). </w:t>
+        <w:t>Gumbel-</w:t>
+      </w:r>
+      <w:proofErr w:type="spellStart"/>
+      <w:r>
+        <w:rPr>
+          <w:b/>
+        </w:rPr>
+        <w:t>Softmax</w:t>
+      </w:r>
+      <w:proofErr w:type="spellEnd"/>
+      <w:r>
+        <w:rPr>
+          <w:b/>
+        </w:rPr>
+        <w:t xml:space="preserve"> + Straight-Through (Gumbel-ST). </w:t>
       </w:r>
       <w:r>
         <w:t>Forward: Gumbel noise is added to the logits</w:t>
@@ -1061,7 +1295,39 @@
         <w:t>-</w:t>
       </w:r>
       <w:r>
-        <w:t xml:space="preserve"> no format mismatch. Backward: the straight-through estimator substitutes the soft Gumbel-Softmax gradient (y_hard - y_soft.detach() + y_soft) for the zero argmax gradient, allowing informative updates while the forward pass remains discrete.</w:t>
+        <w:t xml:space="preserve"> no format mismatch. Backward: the straight-through estimator substitutes the soft Gumbel-</w:t>
+      </w:r>
+      <w:proofErr w:type="spellStart"/>
+      <w:r>
+        <w:t>Softmax</w:t>
+      </w:r>
+      <w:proofErr w:type="spellEnd"/>
+      <w:r>
+        <w:t xml:space="preserve"> gradient (</w:t>
+      </w:r>
+      <w:proofErr w:type="spellStart"/>
+      <w:r>
+        <w:t>y_hard</w:t>
+      </w:r>
+      <w:proofErr w:type="spellEnd"/>
+      <w:r>
+        <w:t xml:space="preserve"> - </w:t>
+      </w:r>
+      <w:proofErr w:type="spellStart"/>
+      <w:r>
+        <w:t>y_soft.detach</w:t>
+      </w:r>
+      <w:proofErr w:type="spellEnd"/>
+      <w:r>
+        <w:t xml:space="preserve">() + </w:t>
+      </w:r>
+      <w:proofErr w:type="spellStart"/>
+      <w:r>
+        <w:t>y_soft</w:t>
+      </w:r>
+      <w:proofErr w:type="spellEnd"/>
+      <w:r>
+        <w:t>) for the zero argmax gradient, allowing informative updates while the forward pass remains discrete.</w:t>
       </w:r>
     </w:p>
     <w:p>
@@ -1139,6 +1405,7 @@
             <w:pPr>
               <w:jc w:val="center"/>
             </w:pPr>
+            <w:proofErr w:type="spellStart"/>
             <w:r>
               <w:rPr>
                 <w:b/>
@@ -1146,6 +1413,7 @@
               </w:rPr>
               <w:t>Softmax</w:t>
             </w:r>
+            <w:proofErr w:type="spellEnd"/>
           </w:p>
         </w:tc>
         <w:tc>
@@ -1175,12 +1443,14 @@
             <w:pPr>
               <w:jc w:val="center"/>
             </w:pPr>
+            <w:proofErr w:type="spellStart"/>
             <w:r>
               <w:rPr>
                 <w:sz w:val="22"/>
               </w:rPr>
               <w:t>workclass</w:t>
             </w:r>
+            <w:proofErr w:type="spellEnd"/>
           </w:p>
         </w:tc>
         <w:tc>
@@ -1697,8 +1967,21 @@
     </w:tbl>
     <w:p/>
     <w:p>
-      <w:r>
-        <w:t xml:space="preserve">Softmax entropy is close to zero for every feature. The mechanistic reason is the format mismatch: real data arrives as hard 0/1 one-hot vectors, while Softmax fake data arrives as continuous probability vectors. The discriminator exploits this distributional difference rather than learning semantic content. The generator's best response is to concentrate probability mass on the single most frequent category per feature </w:t>
+      <w:proofErr w:type="spellStart"/>
+      <w:r>
+        <w:t>Softmax</w:t>
+      </w:r>
+      <w:proofErr w:type="spellEnd"/>
+      <w:r>
+        <w:t xml:space="preserve"> entropy is close to zero for every feature. The mechanistic reason is the format mismatch: real data arrives as hard 0/1 one-hot vectors, while </w:t>
+      </w:r>
+      <w:proofErr w:type="spellStart"/>
+      <w:r>
+        <w:t>Softmax</w:t>
+      </w:r>
+      <w:proofErr w:type="spellEnd"/>
+      <w:r>
+        <w:t xml:space="preserve"> fake data arrives as continuous probability vectors. The discriminator exploits this distributional difference rather than learning semantic content. The generator's best response is to concentrate probability mass on the single most frequent category per feature </w:t>
       </w:r>
       <w:r>
         <w:t>-</w:t>
@@ -1710,7 +1993,47 @@
         <w:t>-</w:t>
       </w:r>
       <w:r>
-        <w:t xml:space="preserve"> which produces peaked, low-entropy distributions (hence raw-logit entropy collapsing near zero). Gumbel-ST entropy is substantially closer to real-data entropy for most features (notably occupation: 1.070 vs real 2.440, far better than Softmax's 0.095). The one exception is education, where Gumbel-ST entropy (0.037) is lower than Softmax (0.181): education has the widest vocabulary (16 levels), and the annealed temperature (1.0→0.5) pushes the straight-through estimator to commit aggressively to the single most frequent level. Softmax, paradoxically, does not collapse as far on this feature because the format-mismatch equilibrium keeps the discriminator focused on the soft/hard distinction rather than on the modal category. Loss curve comparison (Fig. A17) shows Gumbel-ST reaches a better equilibrium (G ~2.29, D ~0.66) than Softmax (G ~1.88, D ~0.86): Gumbel-ST forces the discriminator to learn genuine content differences, whereas Softmax's degenerate format-detection signal prevents D from converging to its optimum.</w:t>
+        <w:t xml:space="preserve"> which produces peaked, low-entropy distributions (hence raw-logit entropy collapsing near zero). Gumbel-ST entropy is substantially closer to real-data entropy for most features (notably occupation: 1.070 vs real 2.440, far better than </w:t>
+      </w:r>
+      <w:proofErr w:type="spellStart"/>
+      <w:r>
+        <w:t>Softmax's</w:t>
+      </w:r>
+      <w:proofErr w:type="spellEnd"/>
+      <w:r>
+        <w:t xml:space="preserve"> 0.095). The one exception is education, where Gumbel-ST entropy (0.037) is lower than </w:t>
+      </w:r>
+      <w:proofErr w:type="spellStart"/>
+      <w:r>
+        <w:t>Softmax</w:t>
+      </w:r>
+      <w:proofErr w:type="spellEnd"/>
+      <w:r>
+        <w:t xml:space="preserve"> (0.181): education has the widest vocabulary (16 levels), and the annealed temperature (1.0→0.5) pushes the straight-through estimator to commit aggressively to the single most frequent level. </w:t>
+      </w:r>
+      <w:proofErr w:type="spellStart"/>
+      <w:r>
+        <w:t>Softmax</w:t>
+      </w:r>
+      <w:proofErr w:type="spellEnd"/>
+      <w:r>
+        <w:t xml:space="preserve">, paradoxically, does not collapse as far on this feature because the format-mismatch equilibrium keeps the discriminator focused on the soft/hard distinction rather than on the modal category. Loss curve comparison (Fig. A17) shows Gumbel-ST reaches a better equilibrium (G ~2.29, D ~0.66) than </w:t>
+      </w:r>
+      <w:proofErr w:type="spellStart"/>
+      <w:r>
+        <w:t>Softmax</w:t>
+      </w:r>
+      <w:proofErr w:type="spellEnd"/>
+      <w:r>
+        <w:t xml:space="preserve"> (G ~1.88, D ~0.86): Gumbel-ST forces the discriminator to learn genuine content differences, whereas </w:t>
+      </w:r>
+      <w:proofErr w:type="spellStart"/>
+      <w:r>
+        <w:t>Softmax's</w:t>
+      </w:r>
+      <w:proofErr w:type="spellEnd"/>
+      <w:r>
+        <w:t xml:space="preserve"> degenerate format-detection signal prevents D from converging to its optimum.</w:t>
       </w:r>
     </w:p>
     <w:p>
@@ -1721,31 +2044,47 @@
         <w:t xml:space="preserve">Quantitative comparison. </w:t>
       </w:r>
       <w:r>
-        <w:t xml:space="preserve">Detection AUC: </w:t>
-      </w:r>
-      <w:proofErr w:type="gramStart"/>
-      <w:r>
-        <w:t>both 1.000</w:t>
-      </w:r>
-      <w:proofErr w:type="gramEnd"/>
-      <w:r>
-        <w:t xml:space="preserve"> </w:t>
+        <w:t xml:space="preserve">Detection AUC: both 1.000 </w:t>
       </w:r>
       <w:r>
         <w:t>-</w:t>
       </w:r>
       <w:r>
-        <w:t xml:space="preserve"> the format mismatch does not help Softmax avoid detection, since the Random Forest finds other distinguishing features even </w:t>
+        <w:t xml:space="preserve"> the format mismatch does not help </w:t>
+      </w:r>
+      <w:proofErr w:type="spellStart"/>
+      <w:r>
+        <w:t>Softmax</w:t>
+      </w:r>
+      <w:proofErr w:type="spellEnd"/>
+      <w:r>
+        <w:t xml:space="preserve"> avoid detection, since the Random Forest finds other distinguishing features even </w:t>
       </w:r>
       <w:r>
         <w:lastRenderedPageBreak/>
-        <w:t xml:space="preserve">without the soft/hard signal. Efficacy: Softmax 0.944 vs Gumbel-ST 0.942 </w:t>
+        <w:t xml:space="preserve">without the soft/hard signal. Efficacy: </w:t>
+      </w:r>
+      <w:proofErr w:type="spellStart"/>
+      <w:r>
+        <w:t>Softmax</w:t>
+      </w:r>
+      <w:proofErr w:type="spellEnd"/>
+      <w:r>
+        <w:t xml:space="preserve"> 0.944 vs Gumbel-ST 0.942 </w:t>
       </w:r>
       <w:r>
         <w:t>-</w:t>
       </w:r>
       <w:r>
-        <w:t xml:space="preserve"> nearly identical, suggesting that the soft probability vectors, despite being a distributional mismatch, still carry enough signal for a downstream classifier to learn useful structure. Despite the near-equal efficacy, Gumbel-ST is the correct representation: it eliminates the format mismatch, produces entropy values substantially closer to real-data category statistics, and reaches a theoretically sounder training equilibrium (D-loss closer to the label-smoothed optimum). Choosing Softmax because its efficacy is 0.002 higher would be overfitting to noise.</w:t>
+        <w:t xml:space="preserve"> nearly identical, suggesting that the soft probability vectors, despite being a distributional mismatch, still carry enough signal for a downstream classifier to learn useful structure. Despite the near-equal efficacy, Gumbel-ST is the correct representation: it eliminates the format mismatch, produces entropy values substantially closer to real-data category statistics, and reaches a theoretically sounder training equilibrium (D-loss closer to the label-smoothed optimum). Choosing </w:t>
+      </w:r>
+      <w:proofErr w:type="spellStart"/>
+      <w:r>
+        <w:t>Softmax</w:t>
+      </w:r>
+      <w:proofErr w:type="spellEnd"/>
+      <w:r>
+        <w:t xml:space="preserve"> because its efficacy is 0.002 higher would be overfitting to noise.</w:t>
       </w:r>
     </w:p>
     <w:p>
@@ -1778,7 +2117,15 @@
     </w:p>
     <w:p>
       <w:r>
-        <w:t>The collapse indicator is the categorical coverage ratio: unique (workclass, marital-status, occupation) three-way combinations in synthetic data divided by those in real data. Values near 0 indicate collapse to a narrow pattern set</w:t>
+        <w:t>The collapse indicator is the categorical coverage ratio: unique (</w:t>
+      </w:r>
+      <w:proofErr w:type="spellStart"/>
+      <w:r>
+        <w:t>workclass</w:t>
+      </w:r>
+      <w:proofErr w:type="spellEnd"/>
+      <w:r>
+        <w:t>, marital-status, occupation) three-way combinations in synthetic data divided by those in real data. Values near 0 indicate collapse to a narrow pattern set</w:t>
       </w:r>
       <w:r>
         <w:t>,</w:t>
@@ -1803,7 +2150,15 @@
     </w:p>
     <w:p>
       <w:r>
-        <w:t>Collapse is induced by combining: (1) a bottlenecked generator (hidden=16, down from 256), which cannot map noise to diverse categorical combinations; (2) plain softmax in place of Gumbel-ST, removing the diversity floor that Gumbel noise provides; and (3) a 5:1 D:G update ratio to maintain discriminator dominance.</w:t>
+        <w:t xml:space="preserve">Collapse is induced by combining: (1) a bottlenecked generator (hidden=16, down from 256), which cannot map noise to diverse categorical combinations; (2) plain </w:t>
+      </w:r>
+      <w:proofErr w:type="spellStart"/>
+      <w:r>
+        <w:t>softmax</w:t>
+      </w:r>
+      <w:proofErr w:type="spellEnd"/>
+      <w:r>
+        <w:t xml:space="preserve"> in place of Gumbel-ST, removing the diversity floor that Gumbel noise provides; and (3) a 5:1 D:G update ratio to maintain discriminator dominance.</w:t>
       </w:r>
     </w:p>
     <w:tbl>
@@ -1983,7 +2338,21 @@
               <w:rPr>
                 <w:sz w:val="22"/>
               </w:rPr>
-              <w:t>Collapsed (5:1, hidden=16, softmax)</w:t>
+              <w:t xml:space="preserve">Collapsed (5:1, hidden=16, </w:t>
+            </w:r>
+            <w:proofErr w:type="spellStart"/>
+            <w:r>
+              <w:rPr>
+                <w:sz w:val="22"/>
+              </w:rPr>
+              <w:t>softmax</w:t>
+            </w:r>
+            <w:proofErr w:type="spellEnd"/>
+            <w:r>
+              <w:rPr>
+                <w:sz w:val="22"/>
+              </w:rPr>
+              <w:t>)</w:t>
             </w:r>
           </w:p>
         </w:tc>
@@ -2024,7 +2393,15 @@
     <w:p/>
     <w:p>
       <w:r>
-        <w:t xml:space="preserve">The revised strategy produced genuine mode collapse: coverage dropped from the baseline of 1.031 to 0.116, reducing unique (workclass, marital-status, occupation) combinations from 393 to just 44 out of 381 real combinations. The bottlenecked generator concentrated probability mass on the most frequent category for each feature, mapping nearly all noise vectors to the same few combinations. The loss curves (Fig. A18) reveal a key diagnostic property of mode collapse: despite the catastrophic diversity loss, the G-loss and D-loss plateaus are nearly identical to the baseline (G ≈2.27, D ≈0.66). This is because the discriminator already dominated in both cases, and scalar BCE loss is sensitive only to real/fake classification accuracy, not to output diversity. Mode collapse is therefore invisible in loss curves alone and can only be </w:t>
+        <w:t>The revised strategy produced genuine mode collapse: coverage dropped from the baseline of 1.031 to 0.116, reducing unique (</w:t>
+      </w:r>
+      <w:proofErr w:type="spellStart"/>
+      <w:r>
+        <w:t>workclass</w:t>
+      </w:r>
+      <w:proofErr w:type="spellEnd"/>
+      <w:r>
+        <w:t xml:space="preserve">, marital-status, occupation) combinations from 393 to just 44 out of 381 real combinations. The bottlenecked generator concentrated probability mass on the most frequent category for each feature, mapping nearly all noise vectors to the same few combinations. The loss curves (Fig. A18) reveal a key diagnostic property of mode collapse: despite the catastrophic diversity loss, the G-loss and D-loss plateaus are nearly identical to the baseline (G ≈2.27, D ≈0.66). This is because the discriminator already dominated in both cases, and scalar BCE loss is sensitive only to real/fake classification accuracy, not to output diversity. Mode collapse is therefore invisible in loss curves alone and can only be </w:t>
       </w:r>
       <w:r>
         <w:lastRenderedPageBreak/>
@@ -2551,13 +2928,27 @@
     <w:p/>
     <w:p>
       <w:r>
-        <w:t xml:space="preserve">All three predictions were confirmed. G-loss variance was reduced by 100%, from 0.113 to 0.000011. The final G-loss of 0.71 is very close to ln(2) = 0.693, the generator loss at the true Nash equilibrium (G perfectly matches p_data, D outputs 0.5 everywhere). The D-loss of 1.37 is equally diagnostic: with two-sided label smoothing (real target 0.9, fake target 0.1), the theoretical D-loss when D outputs 0.5 for all samples is BCE(0.5, 0.9) + BCE(0.5, 0.1) = 0.693 + 0.693 ≈ 1.386 </w:t>
+        <w:t>All three predictions were confirmed. G-loss variance was reduced by 100%, from 0.113 to 0.000011. The final G-loss of 0.71 is very close to ln(2) = 0.693, the generator loss at the true Nash equilibrium</w:t>
+      </w:r>
+      <w:r>
+        <w:t xml:space="preserve">. </w:t>
+      </w:r>
+      <w:r>
+        <w:t xml:space="preserve">The D-loss of 1.37 is equally diagnostic: with two-sided label smoothing (real target 0.9, fake target 0.1), the theoretical D-loss when D outputs 0.5 for all samples is BCE(0.5, 0.9) + BCE(0.5, 0.1) = 0.693 + 0.693 ≈ 1.386 </w:t>
       </w:r>
       <w:r>
         <w:t>-</w:t>
       </w:r>
       <w:r>
-        <w:t xml:space="preserve"> exactly matching the observed 1.37, confirming that SN drove training to the true Nash equilibrium rather than the discriminator-dominance plateau (D-loss ≈ 0.65) seen in the baseline. Efficacy improved from 0.861 to 0.992, a gain of 13 percentage points, indicating the generator learned a much more faithful representation of the data distribution when its gradient signal was stabilised. Loss curves are shown in Appendix Fig. A21.</w:t>
+        <w:t xml:space="preserve"> exactly matching the observed 1.37, confirming that SN drove training to the Nash equilibrium rather than the discriminator-dominance plateau (D-loss ≈ 0.65) seen in the baseline. Efficacy improved from 0.861 to 0.992, indicating the generator learned a much more faithful representation of the data distribution when its gradient signal was </w:t>
+      </w:r>
+      <w:proofErr w:type="spellStart"/>
+      <w:r>
+        <w:t>stabilised</w:t>
+      </w:r>
+      <w:proofErr w:type="spellEnd"/>
+      <w:r>
+        <w:t>. Loss curves are shown in Appendix Fig. A21.</w:t>
       </w:r>
     </w:p>
     <w:p>
@@ -2586,16 +2977,7 @@
         <w:t>,</w:t>
       </w:r>
       <w:r>
-        <w:t xml:space="preserve"> yet detection AUC does not move. This isolates model capacity as the binding constraint: a 3-layer MLP generator cannot reproduce the high-dimensional tabular distribution regardless of how well-</w:t>
-      </w:r>
-      <w:r>
-        <w:lastRenderedPageBreak/>
-        <w:t>trained it is. Improving detection AUC would require a more expressive architecture, not better training stability.</w:t>
-      </w:r>
-    </w:p>
-    <w:p>
-      <w:r>
-        <w:br w:type="page"/>
+        <w:t xml:space="preserve"> yet detection AUC does not move. This isolates model capacity as the binding constraint: a 3-layer MLP generator cannot reproduce the high-dimensional tabular distribution regardless of how well-trained it is. Improving detection AUC would require a more expressive architecture, not better training stability.</w:t>
       </w:r>
     </w:p>
     <w:p>
@@ -3088,7 +3470,23 @@
           <w:i/>
           <w:sz w:val="20"/>
         </w:rPr>
-        <w:t>Fig. A7. cGAN training loss, seed 42. Conditioning on the income label does not substantially change the loss dynamics; G-loss again plateaus well above 0.693.</w:t>
+        <w:t xml:space="preserve">Fig. A7. </w:t>
+      </w:r>
+      <w:proofErr w:type="spellStart"/>
+      <w:r>
+        <w:rPr>
+          <w:i/>
+          <w:sz w:val="20"/>
+        </w:rPr>
+        <w:t>cGAN</w:t>
+      </w:r>
+      <w:proofErr w:type="spellEnd"/>
+      <w:r>
+        <w:rPr>
+          <w:i/>
+          <w:sz w:val="20"/>
+        </w:rPr>
+        <w:t xml:space="preserve"> training loss, seed 42. Conditioning on the income label does not substantially change the loss dynamics; G-loss again plateaus well above 0.693.</w:t>
       </w:r>
     </w:p>
     <w:p>
@@ -3146,7 +3544,23 @@
           <w:i/>
           <w:sz w:val="20"/>
         </w:rPr>
-        <w:t>Fig. A8. cGAN training loss, seed 123. G/D pattern mirrors the unconditional GAN; the discriminator retains an advantage regardless of the conditioning signal.</w:t>
+        <w:t xml:space="preserve">Fig. A8. </w:t>
+      </w:r>
+      <w:proofErr w:type="spellStart"/>
+      <w:r>
+        <w:rPr>
+          <w:i/>
+          <w:sz w:val="20"/>
+        </w:rPr>
+        <w:t>cGAN</w:t>
+      </w:r>
+      <w:proofErr w:type="spellEnd"/>
+      <w:r>
+        <w:rPr>
+          <w:i/>
+          <w:sz w:val="20"/>
+        </w:rPr>
+        <w:t xml:space="preserve"> training loss, seed 123. G/D pattern mirrors the unconditional GAN; the discriminator retains an advantage regardless of the conditioning signal.</w:t>
       </w:r>
     </w:p>
     <w:p>
@@ -3205,7 +3619,23 @@
           <w:i/>
           <w:sz w:val="20"/>
         </w:rPr>
-        <w:t>Fig. A9. cGAN training loss, seed 456. Stable convergence with no catastrophic oscillation, but the D-dominant imbalance persists across all seeds.</w:t>
+        <w:t xml:space="preserve">Fig. A9. </w:t>
+      </w:r>
+      <w:proofErr w:type="spellStart"/>
+      <w:r>
+        <w:rPr>
+          <w:i/>
+          <w:sz w:val="20"/>
+        </w:rPr>
+        <w:t>cGAN</w:t>
+      </w:r>
+      <w:proofErr w:type="spellEnd"/>
+      <w:r>
+        <w:rPr>
+          <w:i/>
+          <w:sz w:val="20"/>
+        </w:rPr>
+        <w:t xml:space="preserve"> training loss, seed 456. Stable convergence with no catastrophic oscillation, but the D-dominant imbalance persists across all seeds.</w:t>
       </w:r>
     </w:p>
     <w:p>
@@ -3380,7 +3810,23 @@
           <w:i/>
           <w:sz w:val="20"/>
         </w:rPr>
-        <w:t>Fig. A12. cGAN continuous feature distributions, real vs synthetic (seed 42). Conditional generation produces similar continuous-feature coverage to the unconditional GAN; heavy-tail features remain challenging.</w:t>
+        <w:t xml:space="preserve">Fig. A12. </w:t>
+      </w:r>
+      <w:proofErr w:type="spellStart"/>
+      <w:r>
+        <w:rPr>
+          <w:i/>
+          <w:sz w:val="20"/>
+        </w:rPr>
+        <w:t>cGAN</w:t>
+      </w:r>
+      <w:proofErr w:type="spellEnd"/>
+      <w:r>
+        <w:rPr>
+          <w:i/>
+          <w:sz w:val="20"/>
+        </w:rPr>
+        <w:t xml:space="preserve"> continuous feature distributions, real vs synthetic (seed 42). Conditional generation produces similar continuous-feature coverage to the unconditional GAN; heavy-tail features remain challenging.</w:t>
       </w:r>
     </w:p>
     <w:p>
@@ -3438,7 +3884,23 @@
           <w:i/>
           <w:sz w:val="20"/>
         </w:rPr>
-        <w:t>Fig. A13. cGAN categorical feature distributions, real vs synthetic (seed 42). Class-conditional generation preserves category proportions somewhat better than the unconditional GAN for occupation and marital-status.</w:t>
+        <w:t xml:space="preserve">Fig. A13. </w:t>
+      </w:r>
+      <w:proofErr w:type="spellStart"/>
+      <w:r>
+        <w:rPr>
+          <w:i/>
+          <w:sz w:val="20"/>
+        </w:rPr>
+        <w:t>cGAN</w:t>
+      </w:r>
+      <w:proofErr w:type="spellEnd"/>
+      <w:r>
+        <w:rPr>
+          <w:i/>
+          <w:sz w:val="20"/>
+        </w:rPr>
+        <w:t xml:space="preserve"> categorical feature distributions, real vs synthetic (seed 42). Class-conditional generation preserves category proportions somewhat better than the unconditional GAN for occupation and marital-status.</w:t>
       </w:r>
     </w:p>
     <w:p>
@@ -3569,7 +4031,23 @@
           <w:i/>
           <w:sz w:val="20"/>
         </w:rPr>
-        <w:t>Fig. A15. cGAN correlation matrices: real (left), synthetic (center), difference (right). Residuals are comparable to the unconditional GAN; conditioning does not substantially improve correlation structure reproduction.</w:t>
+        <w:t xml:space="preserve">Fig. A15. </w:t>
+      </w:r>
+      <w:proofErr w:type="spellStart"/>
+      <w:r>
+        <w:rPr>
+          <w:i/>
+          <w:sz w:val="20"/>
+        </w:rPr>
+        <w:t>cGAN</w:t>
+      </w:r>
+      <w:proofErr w:type="spellEnd"/>
+      <w:r>
+        <w:rPr>
+          <w:i/>
+          <w:sz w:val="20"/>
+        </w:rPr>
+        <w:t xml:space="preserve"> correlation matrices: real (left), synthetic (center), difference (right). Residuals are comparable to the unconditional GAN; conditioning does not substantially improve correlation structure reproduction.</w:t>
       </w:r>
     </w:p>
     <w:p>
@@ -3627,7 +4105,39 @@
           <w:i/>
           <w:sz w:val="20"/>
         </w:rPr>
-        <w:t>Fig. A16. Per-feature Shannon entropy: real data vs softmax vs Gumbel-ST. Softmax entropy collapses near zero across all features (near-uniform soft distributions); Gumbel-ST entropy closely tracks the real-data reference.</w:t>
+        <w:t xml:space="preserve">Fig. A16. Per-feature Shannon entropy: real data vs </w:t>
+      </w:r>
+      <w:proofErr w:type="spellStart"/>
+      <w:r>
+        <w:rPr>
+          <w:i/>
+          <w:sz w:val="20"/>
+        </w:rPr>
+        <w:t>softmax</w:t>
+      </w:r>
+      <w:proofErr w:type="spellEnd"/>
+      <w:r>
+        <w:rPr>
+          <w:i/>
+          <w:sz w:val="20"/>
+        </w:rPr>
+        <w:t xml:space="preserve"> vs Gumbel-ST. </w:t>
+      </w:r>
+      <w:proofErr w:type="spellStart"/>
+      <w:r>
+        <w:rPr>
+          <w:i/>
+          <w:sz w:val="20"/>
+        </w:rPr>
+        <w:t>Softmax</w:t>
+      </w:r>
+      <w:proofErr w:type="spellEnd"/>
+      <w:r>
+        <w:rPr>
+          <w:i/>
+          <w:sz w:val="20"/>
+        </w:rPr>
+        <w:t xml:space="preserve"> entropy collapses near zero across all features (near-uniform soft distributions); Gumbel-ST entropy closely tracks the real-data reference.</w:t>
       </w:r>
     </w:p>
     <w:p>
@@ -3686,7 +4196,55 @@
           <w:i/>
           <w:sz w:val="20"/>
         </w:rPr>
-        <w:t>Fig. A17. Training loss comparison: softmax vs Gumbel-ST. Gumbel-ST reaches a lower D-loss (~0.66) than Softmax (~0.86), converging close to the discriminator-dominance optimum (~0.65) because D must discriminate on genuine content; Softmax D-loss is higher because the format-mismatch signal creates a degenerate training landscape.</w:t>
+        <w:t xml:space="preserve">Fig. A17. Training loss comparison: </w:t>
+      </w:r>
+      <w:proofErr w:type="spellStart"/>
+      <w:r>
+        <w:rPr>
+          <w:i/>
+          <w:sz w:val="20"/>
+        </w:rPr>
+        <w:t>softmax</w:t>
+      </w:r>
+      <w:proofErr w:type="spellEnd"/>
+      <w:r>
+        <w:rPr>
+          <w:i/>
+          <w:sz w:val="20"/>
+        </w:rPr>
+        <w:t xml:space="preserve"> vs Gumbel-ST. Gumbel-ST reaches a lower D-loss (~0.66) than </w:t>
+      </w:r>
+      <w:proofErr w:type="spellStart"/>
+      <w:r>
+        <w:rPr>
+          <w:i/>
+          <w:sz w:val="20"/>
+        </w:rPr>
+        <w:t>Softmax</w:t>
+      </w:r>
+      <w:proofErr w:type="spellEnd"/>
+      <w:r>
+        <w:rPr>
+          <w:i/>
+          <w:sz w:val="20"/>
+        </w:rPr>
+        <w:t xml:space="preserve"> (~0.86), converging close to the discriminator-dominance optimum (~0.65) because D must discriminate on genuine content; </w:t>
+      </w:r>
+      <w:proofErr w:type="spellStart"/>
+      <w:r>
+        <w:rPr>
+          <w:i/>
+          <w:sz w:val="20"/>
+        </w:rPr>
+        <w:t>Softmax</w:t>
+      </w:r>
+      <w:proofErr w:type="spellEnd"/>
+      <w:r>
+        <w:rPr>
+          <w:i/>
+          <w:sz w:val="20"/>
+        </w:rPr>
+        <w:t xml:space="preserve"> D-loss is higher because the format-mismatch signal creates a degenerate training landscape.</w:t>
       </w:r>
     </w:p>
     <w:p>
@@ -3744,7 +4302,23 @@
           <w:i/>
           <w:sz w:val="20"/>
         </w:rPr>
-        <w:t xml:space="preserve">Fig. A18. Section 8 loss curves: baseline (1:1, hidden=256, Gumbel-ST) vs collapsed (5:1 D:G, hidden=16, softmax). Both runs reach similar G and D plateaus (~2.27 and ~0.66 respectively), confirming that mode collapse is not visible in scalar losses </w:t>
+        <w:t xml:space="preserve">Fig. A18. Section 8 loss curves: baseline (1:1, hidden=256, Gumbel-ST) vs collapsed (5:1 D:G, hidden=16, </w:t>
+      </w:r>
+      <w:proofErr w:type="spellStart"/>
+      <w:r>
+        <w:rPr>
+          <w:i/>
+          <w:sz w:val="20"/>
+        </w:rPr>
+        <w:t>softmax</w:t>
+      </w:r>
+      <w:proofErr w:type="spellEnd"/>
+      <w:r>
+        <w:rPr>
+          <w:i/>
+          <w:sz w:val="20"/>
+        </w:rPr>
+        <w:t xml:space="preserve">). Both runs reach similar G and D plateaus (~2.27 and ~0.66 respectively), confirming that mode collapse is not visible in scalar losses </w:t>
       </w:r>
       <w:r>
         <w:t>-</w:t>
@@ -4769,6 +5343,7 @@
   <w:style w:type="character" w:default="1" w:styleId="DefaultParagraphFont">
     <w:name w:val="Default Paragraph Font"/>
     <w:uiPriority w:val="1"/>
+    <w:semiHidden/>
     <w:unhideWhenUsed/>
   </w:style>
   <w:style w:type="table" w:default="1" w:styleId="TableNormal">
